--- a/docs/Fiche-programme-Lecture-et-Bibliotheques.docx
+++ b/docs/Fiche-programme-Lecture-et-Bibliotheques.docx
@@ -1428,14 +1428,14 @@
         </w:rPr>
         <w:t xml:space="preserve">Courriel : </w:t>
       </w:r>
-      <w:hyperlink w:history="1" r:id="rIdo0jsqvzqfha8oxglwpq2i">
+      <w:hyperlink w:history="1" r:id="rIdcoaus9wvvrbqx7cqzhdxs">
         <w:r>
           <w:rPr>
             <w:rStyle w:val="Hyperlink"/>
             <w:sz w:val="22"/>
             <w:szCs w:val="22"/>
           </w:rPr>
-          <w:t xml:space="preserve">contact@projethalima.com</w:t>
+          <w:t xml:space="preserve">contact@projethalima.org</w:t>
         </w:r>
       </w:hyperlink>
       <w:r>
@@ -1446,7 +1446,7 @@
         </w:rPr>
         <w:t xml:space="preserve">   ·   Site : </w:t>
       </w:r>
-      <w:hyperlink w:history="1" r:id="rIdsnsayfqwrwkrkaqczzdry">
+      <w:hyperlink w:history="1" r:id="rId-mco7rcrign-gevujtpua">
         <w:r>
           <w:rPr>
             <w:rStyle w:val="Hyperlink"/>
@@ -1527,7 +1527,7 @@
         <w:sz w:val="16"/>
         <w:szCs w:val="16"/>
       </w:rPr>
-      <w:t xml:space="preserve">Projet Halima · contact@projethalima.com · projethalima.web.app</w:t>
+      <w:t xml:space="preserve">Projet Halima · contact@projethalima.org · projethalima.web.app</w:t>
     </w:r>
     <w:r>
       <w:rPr>

--- a/docs/Fiche-programme-Lecture-et-Bibliotheques.docx
+++ b/docs/Fiche-programme-Lecture-et-Bibliotheques.docx
@@ -31,7 +31,7 @@
           <w:sz w:val="20"/>
           <w:szCs w:val="20"/>
         </w:rPr>
-        <w:t xml:space="preserve">Réalisé 2019–2021 · En recherche de financements pour reprendre</w:t>
+        <w:t xml:space="preserve">Réalisé 2018–2021 · En recherche de financements pour reprendre</w:t>
       </w:r>
     </w:p>
     <w:p>
@@ -54,7 +54,7 @@
           <w:sz w:val="22"/>
           <w:szCs w:val="22"/>
         </w:rPr>
-        <w:t xml:space="preserve">Programme fondateur de Projet Halima, mené en hommage à Halima, notre mère, professeure d’anglais dévouée à Maradi. Son métier nous a transmis une conviction simple : le savoir est une responsabilité.</w:t>
+        <w:t xml:space="preserve">Programme fondateur de Projet Halima, lancé en novembre 2018 sous la supervision de Kaocen Education (aujourd’hui Askiahub), avec la famille Seyni Sami et un réseau d’Ambassadeurs bénévoles. Mené en hommage à Halima, notre mère, professeure d’anglais dévouée à Maradi : son métier nous a transmis une conviction simple — le savoir est une responsabilité.</w:t>
       </w:r>
     </w:p>
     <w:p>
@@ -336,7 +336,7 @@
                 <w:sz w:val="22"/>
                 <w:szCs w:val="22"/>
               </w:rPr>
-              <w:t xml:space="preserve">2019 – 2021</w:t>
+              <w:t xml:space="preserve">Novembre 2018 – 2021</w:t>
             </w:r>
           </w:p>
         </w:tc>
@@ -498,7 +498,7 @@
         <w:pStyle w:val="Heading2"/>
       </w:pPr>
       <w:r>
-        <w:t xml:space="preserve">Réalisations (2019–2021)</w:t>
+        <w:t xml:space="preserve">Réalisations (2018–2021)</w:t>
       </w:r>
     </w:p>
     <w:p>
@@ -588,7 +588,784 @@
           <w:sz w:val="22"/>
           <w:szCs w:val="22"/>
         </w:rPr>
-        <w:t xml:space="preserve">Nombreuses conférences de sensibilisation à la lecture dans les écoles primaires et les collèges.</w:t>
+        <w:t xml:space="preserve">16 journées et conférences de lecture organisées entre novembre 2018 et mars 2021, dans les écoles primaires et les collèges.</w:t>
+      </w:r>
+    </w:p>
+    <w:p>
+      <w:pPr>
+        <w:pStyle w:val="Heading2"/>
+      </w:pPr>
+      <w:r>
+        <w:t xml:space="preserve">Jalons documentés</w:t>
+      </w:r>
+    </w:p>
+    <w:tbl>
+      <w:tblPr>
+        <w:tblW w:type="dxa" w:w="9072"/>
+        <w:tblBorders>
+          <w:top w:val="single" w:color="auto" w:sz="4"/>
+          <w:left w:val="single" w:color="auto" w:sz="4"/>
+          <w:bottom w:val="single" w:color="auto" w:sz="4"/>
+          <w:right w:val="single" w:color="auto" w:sz="4"/>
+          <w:insideH w:val="single" w:color="auto" w:sz="4"/>
+          <w:insideV w:val="single" w:color="auto" w:sz="4"/>
+        </w:tblBorders>
+      </w:tblPr>
+      <w:tblGrid>
+        <w:gridCol w:w="3000"/>
+        <w:gridCol w:w="3036"/>
+        <w:gridCol w:w="3036"/>
+      </w:tblGrid>
+      <w:tr>
+        <w:trPr>
+          <w:tblHeader/>
+        </w:trPr>
+        <w:tc>
+          <w:tcPr>
+            <w:tcW w:type="dxa" w:w="3000"/>
+            <w:tcBorders>
+              <w:top w:val="single" w:color="D8CFC4" w:sz="1"/>
+              <w:left w:val="single" w:color="D8CFC4" w:sz="1"/>
+              <w:bottom w:val="single" w:color="D8CFC4" w:sz="1"/>
+              <w:right w:val="single" w:color="D8CFC4" w:sz="1"/>
+            </w:tcBorders>
+            <w:shd w:fill="F5F0E8" w:val="clear"/>
+            <w:tcMar>
+              <w:top w:type="dxa" w:w="100"/>
+              <w:left w:type="dxa" w:w="140"/>
+              <w:bottom w:type="dxa" w:w="100"/>
+              <w:right w:type="dxa" w:w="140"/>
+            </w:tcMar>
+          </w:tcPr>
+          <w:p>
+            <w:pPr>
+              <w:spacing w:after="0"/>
+            </w:pPr>
+            <w:r>
+              <w:rPr>
+                <w:b/>
+                <w:bCs/>
+                <w:color w:val="6B5A4E"/>
+                <w:sz w:val="20"/>
+                <w:szCs w:val="20"/>
+              </w:rPr>
+              <w:t xml:space="preserve">Indicateur</w:t>
+            </w:r>
+          </w:p>
+        </w:tc>
+        <w:tc>
+          <w:tcPr>
+            <w:tcW w:type="dxa" w:w="3036"/>
+            <w:tcBorders>
+              <w:top w:val="single" w:color="D8CFC4" w:sz="1"/>
+              <w:left w:val="single" w:color="D8CFC4" w:sz="1"/>
+              <w:bottom w:val="single" w:color="D8CFC4" w:sz="1"/>
+              <w:right w:val="single" w:color="D8CFC4" w:sz="1"/>
+            </w:tcBorders>
+            <w:shd w:fill="F5F0E8" w:val="clear"/>
+            <w:tcMar>
+              <w:top w:type="dxa" w:w="100"/>
+              <w:left w:type="dxa" w:w="140"/>
+              <w:bottom w:type="dxa" w:w="100"/>
+              <w:right w:type="dxa" w:w="140"/>
+            </w:tcMar>
+          </w:tcPr>
+          <w:p>
+            <w:pPr>
+              <w:spacing w:after="0"/>
+            </w:pPr>
+            <w:r>
+              <w:rPr>
+                <w:b/>
+                <w:bCs/>
+                <w:color w:val="6B5A4E"/>
+                <w:sz w:val="20"/>
+                <w:szCs w:val="20"/>
+              </w:rPr>
+              <w:t xml:space="preserve">Nov. 2018 – mars 2021</w:t>
+            </w:r>
+          </w:p>
+        </w:tc>
+        <w:tc>
+          <w:tcPr>
+            <w:tcW w:type="dxa" w:w="3036"/>
+            <w:tcBorders>
+              <w:top w:val="single" w:color="D8CFC4" w:sz="1"/>
+              <w:left w:val="single" w:color="D8CFC4" w:sz="1"/>
+              <w:bottom w:val="single" w:color="D8CFC4" w:sz="1"/>
+              <w:right w:val="single" w:color="D8CFC4" w:sz="1"/>
+            </w:tcBorders>
+            <w:shd w:fill="F5F0E8" w:val="clear"/>
+            <w:tcMar>
+              <w:top w:type="dxa" w:w="100"/>
+              <w:left w:type="dxa" w:w="140"/>
+              <w:bottom w:type="dxa" w:w="100"/>
+              <w:right w:type="dxa" w:w="140"/>
+            </w:tcMar>
+          </w:tcPr>
+          <w:p>
+            <w:pPr>
+              <w:spacing w:after="0"/>
+            </w:pPr>
+            <w:r>
+              <w:rPr>
+                <w:b/>
+                <w:bCs/>
+                <w:color w:val="6B5A4E"/>
+                <w:sz w:val="20"/>
+                <w:szCs w:val="20"/>
+              </w:rPr>
+              <w:t xml:space="preserve">Bilan à ce jour</w:t>
+            </w:r>
+          </w:p>
+        </w:tc>
+      </w:tr>
+      <w:tr>
+        <w:tc>
+          <w:tcPr>
+            <w:tcW w:type="dxa" w:w="3000"/>
+            <w:tcBorders>
+              <w:top w:val="single" w:color="D8CFC4" w:sz="1"/>
+              <w:left w:val="single" w:color="D8CFC4" w:sz="1"/>
+              <w:bottom w:val="single" w:color="D8CFC4" w:sz="1"/>
+              <w:right w:val="single" w:color="D8CFC4" w:sz="1"/>
+            </w:tcBorders>
+            <w:tcMar>
+              <w:top w:type="dxa" w:w="100"/>
+              <w:left w:type="dxa" w:w="140"/>
+              <w:bottom w:type="dxa" w:w="100"/>
+              <w:right w:type="dxa" w:w="140"/>
+            </w:tcMar>
+          </w:tcPr>
+          <w:p>
+            <w:pPr>
+              <w:spacing w:after="0"/>
+            </w:pPr>
+            <w:r>
+              <w:rPr>
+                <w:b w:val="false"/>
+                <w:bCs w:val="false"/>
+                <w:color w:val="2C1810"/>
+                <w:sz w:val="22"/>
+                <w:szCs w:val="22"/>
+              </w:rPr>
+              <w:t xml:space="preserve">Bibliothèques fondées</w:t>
+            </w:r>
+          </w:p>
+        </w:tc>
+        <w:tc>
+          <w:tcPr>
+            <w:tcW w:type="dxa" w:w="3036"/>
+            <w:tcBorders>
+              <w:top w:val="single" w:color="D8CFC4" w:sz="1"/>
+              <w:left w:val="single" w:color="D8CFC4" w:sz="1"/>
+              <w:bottom w:val="single" w:color="D8CFC4" w:sz="1"/>
+              <w:right w:val="single" w:color="D8CFC4" w:sz="1"/>
+            </w:tcBorders>
+            <w:tcMar>
+              <w:top w:type="dxa" w:w="100"/>
+              <w:left w:type="dxa" w:w="140"/>
+              <w:bottom w:type="dxa" w:w="100"/>
+              <w:right w:type="dxa" w:w="140"/>
+            </w:tcMar>
+          </w:tcPr>
+          <w:p>
+            <w:pPr>
+              <w:spacing w:after="0"/>
+            </w:pPr>
+            <w:r>
+              <w:rPr>
+                <w:b w:val="false"/>
+                <w:bCs w:val="false"/>
+                <w:color w:val="2C1810"/>
+                <w:sz w:val="22"/>
+                <w:szCs w:val="22"/>
+              </w:rPr>
+              <w:t xml:space="preserve">2</w:t>
+            </w:r>
+          </w:p>
+        </w:tc>
+        <w:tc>
+          <w:tcPr>
+            <w:tcW w:type="dxa" w:w="3036"/>
+            <w:tcBorders>
+              <w:top w:val="single" w:color="D8CFC4" w:sz="1"/>
+              <w:left w:val="single" w:color="D8CFC4" w:sz="1"/>
+              <w:bottom w:val="single" w:color="D8CFC4" w:sz="1"/>
+              <w:right w:val="single" w:color="D8CFC4" w:sz="1"/>
+            </w:tcBorders>
+            <w:tcMar>
+              <w:top w:type="dxa" w:w="100"/>
+              <w:left w:type="dxa" w:w="140"/>
+              <w:bottom w:type="dxa" w:w="100"/>
+              <w:right w:type="dxa" w:w="140"/>
+            </w:tcMar>
+          </w:tcPr>
+          <w:p>
+            <w:pPr>
+              <w:spacing w:after="0"/>
+            </w:pPr>
+            <w:r>
+              <w:rPr>
+                <w:b w:val="false"/>
+                <w:bCs w:val="false"/>
+                <w:color w:val="2C1810"/>
+                <w:sz w:val="22"/>
+                <w:szCs w:val="22"/>
+              </w:rPr>
+              <w:t xml:space="preserve">4</w:t>
+            </w:r>
+          </w:p>
+        </w:tc>
+      </w:tr>
+      <w:tr>
+        <w:tc>
+          <w:tcPr>
+            <w:tcW w:type="dxa" w:w="3000"/>
+            <w:tcBorders>
+              <w:top w:val="single" w:color="D8CFC4" w:sz="1"/>
+              <w:left w:val="single" w:color="D8CFC4" w:sz="1"/>
+              <w:bottom w:val="single" w:color="D8CFC4" w:sz="1"/>
+              <w:right w:val="single" w:color="D8CFC4" w:sz="1"/>
+            </w:tcBorders>
+            <w:tcMar>
+              <w:top w:type="dxa" w:w="100"/>
+              <w:left w:type="dxa" w:w="140"/>
+              <w:bottom w:type="dxa" w:w="100"/>
+              <w:right w:type="dxa" w:w="140"/>
+            </w:tcMar>
+          </w:tcPr>
+          <w:p>
+            <w:pPr>
+              <w:spacing w:after="0"/>
+            </w:pPr>
+            <w:r>
+              <w:rPr>
+                <w:b w:val="false"/>
+                <w:bCs w:val="false"/>
+                <w:color w:val="2C1810"/>
+                <w:sz w:val="22"/>
+                <w:szCs w:val="22"/>
+              </w:rPr>
+              <w:t xml:space="preserve">Livres / documents offerts</w:t>
+            </w:r>
+          </w:p>
+        </w:tc>
+        <w:tc>
+          <w:tcPr>
+            <w:tcW w:type="dxa" w:w="3036"/>
+            <w:tcBorders>
+              <w:top w:val="single" w:color="D8CFC4" w:sz="1"/>
+              <w:left w:val="single" w:color="D8CFC4" w:sz="1"/>
+              <w:bottom w:val="single" w:color="D8CFC4" w:sz="1"/>
+              <w:right w:val="single" w:color="D8CFC4" w:sz="1"/>
+            </w:tcBorders>
+            <w:tcMar>
+              <w:top w:type="dxa" w:w="100"/>
+              <w:left w:type="dxa" w:w="140"/>
+              <w:bottom w:type="dxa" w:w="100"/>
+              <w:right w:type="dxa" w:w="140"/>
+            </w:tcMar>
+          </w:tcPr>
+          <w:p>
+            <w:pPr>
+              <w:spacing w:after="0"/>
+            </w:pPr>
+            <w:r>
+              <w:rPr>
+                <w:b w:val="false"/>
+                <w:bCs w:val="false"/>
+                <w:color w:val="2C1810"/>
+                <w:sz w:val="22"/>
+                <w:szCs w:val="22"/>
+              </w:rPr>
+              <w:t xml:space="preserve">510</w:t>
+            </w:r>
+          </w:p>
+        </w:tc>
+        <w:tc>
+          <w:tcPr>
+            <w:tcW w:type="dxa" w:w="3036"/>
+            <w:tcBorders>
+              <w:top w:val="single" w:color="D8CFC4" w:sz="1"/>
+              <w:left w:val="single" w:color="D8CFC4" w:sz="1"/>
+              <w:bottom w:val="single" w:color="D8CFC4" w:sz="1"/>
+              <w:right w:val="single" w:color="D8CFC4" w:sz="1"/>
+            </w:tcBorders>
+            <w:tcMar>
+              <w:top w:type="dxa" w:w="100"/>
+              <w:left w:type="dxa" w:w="140"/>
+              <w:bottom w:type="dxa" w:w="100"/>
+              <w:right w:type="dxa" w:w="140"/>
+            </w:tcMar>
+          </w:tcPr>
+          <w:p>
+            <w:pPr>
+              <w:spacing w:after="0"/>
+            </w:pPr>
+            <w:r>
+              <w:rPr>
+                <w:b w:val="false"/>
+                <w:bCs w:val="false"/>
+                <w:color w:val="2C1810"/>
+                <w:sz w:val="22"/>
+                <w:szCs w:val="22"/>
+              </w:rPr>
+              <w:t xml:space="preserve">1 000+</w:t>
+            </w:r>
+          </w:p>
+        </w:tc>
+      </w:tr>
+      <w:tr>
+        <w:tc>
+          <w:tcPr>
+            <w:tcW w:type="dxa" w:w="3000"/>
+            <w:tcBorders>
+              <w:top w:val="single" w:color="D8CFC4" w:sz="1"/>
+              <w:left w:val="single" w:color="D8CFC4" w:sz="1"/>
+              <w:bottom w:val="single" w:color="D8CFC4" w:sz="1"/>
+              <w:right w:val="single" w:color="D8CFC4" w:sz="1"/>
+            </w:tcBorders>
+            <w:tcMar>
+              <w:top w:type="dxa" w:w="100"/>
+              <w:left w:type="dxa" w:w="140"/>
+              <w:bottom w:type="dxa" w:w="100"/>
+              <w:right w:type="dxa" w:w="140"/>
+            </w:tcMar>
+          </w:tcPr>
+          <w:p>
+            <w:pPr>
+              <w:spacing w:after="0"/>
+            </w:pPr>
+            <w:r>
+              <w:rPr>
+                <w:b w:val="false"/>
+                <w:bCs w:val="false"/>
+                <w:color w:val="2C1810"/>
+                <w:sz w:val="22"/>
+                <w:szCs w:val="22"/>
+              </w:rPr>
+              <w:t xml:space="preserve">Écoles participantes</w:t>
+            </w:r>
+          </w:p>
+        </w:tc>
+        <w:tc>
+          <w:tcPr>
+            <w:tcW w:type="dxa" w:w="3036"/>
+            <w:tcBorders>
+              <w:top w:val="single" w:color="D8CFC4" w:sz="1"/>
+              <w:left w:val="single" w:color="D8CFC4" w:sz="1"/>
+              <w:bottom w:val="single" w:color="D8CFC4" w:sz="1"/>
+              <w:right w:val="single" w:color="D8CFC4" w:sz="1"/>
+            </w:tcBorders>
+            <w:tcMar>
+              <w:top w:type="dxa" w:w="100"/>
+              <w:left w:type="dxa" w:w="140"/>
+              <w:bottom w:type="dxa" w:w="100"/>
+              <w:right w:type="dxa" w:w="140"/>
+            </w:tcMar>
+          </w:tcPr>
+          <w:p>
+            <w:pPr>
+              <w:spacing w:after="0"/>
+            </w:pPr>
+            <w:r>
+              <w:rPr>
+                <w:b w:val="false"/>
+                <w:bCs w:val="false"/>
+                <w:color w:val="2C1810"/>
+                <w:sz w:val="22"/>
+                <w:szCs w:val="22"/>
+              </w:rPr>
+              <w:t xml:space="preserve">53</w:t>
+            </w:r>
+          </w:p>
+        </w:tc>
+        <w:tc>
+          <w:tcPr>
+            <w:tcW w:type="dxa" w:w="3036"/>
+            <w:tcBorders>
+              <w:top w:val="single" w:color="D8CFC4" w:sz="1"/>
+              <w:left w:val="single" w:color="D8CFC4" w:sz="1"/>
+              <w:bottom w:val="single" w:color="D8CFC4" w:sz="1"/>
+              <w:right w:val="single" w:color="D8CFC4" w:sz="1"/>
+            </w:tcBorders>
+            <w:tcMar>
+              <w:top w:type="dxa" w:w="100"/>
+              <w:left w:type="dxa" w:w="140"/>
+              <w:bottom w:type="dxa" w:w="100"/>
+              <w:right w:type="dxa" w:w="140"/>
+            </w:tcMar>
+          </w:tcPr>
+          <w:p>
+            <w:pPr>
+              <w:spacing w:after="0"/>
+            </w:pPr>
+            <w:r>
+              <w:rPr>
+                <w:b w:val="false"/>
+                <w:bCs w:val="false"/>
+                <w:color w:val="2C1810"/>
+                <w:sz w:val="22"/>
+                <w:szCs w:val="22"/>
+              </w:rPr>
+              <w:t xml:space="preserve">50+ formées « gardiennes »</w:t>
+            </w:r>
+          </w:p>
+        </w:tc>
+      </w:tr>
+      <w:tr>
+        <w:tc>
+          <w:tcPr>
+            <w:tcW w:type="dxa" w:w="3000"/>
+            <w:tcBorders>
+              <w:top w:val="single" w:color="D8CFC4" w:sz="1"/>
+              <w:left w:val="single" w:color="D8CFC4" w:sz="1"/>
+              <w:bottom w:val="single" w:color="D8CFC4" w:sz="1"/>
+              <w:right w:val="single" w:color="D8CFC4" w:sz="1"/>
+            </w:tcBorders>
+            <w:tcMar>
+              <w:top w:type="dxa" w:w="100"/>
+              <w:left w:type="dxa" w:w="140"/>
+              <w:bottom w:type="dxa" w:w="100"/>
+              <w:right w:type="dxa" w:w="140"/>
+            </w:tcMar>
+          </w:tcPr>
+          <w:p>
+            <w:pPr>
+              <w:spacing w:after="0"/>
+            </w:pPr>
+            <w:r>
+              <w:rPr>
+                <w:b w:val="false"/>
+                <w:bCs w:val="false"/>
+                <w:color w:val="2C1810"/>
+                <w:sz w:val="22"/>
+                <w:szCs w:val="22"/>
+              </w:rPr>
+              <w:t xml:space="preserve">Journées / conférences</w:t>
+            </w:r>
+          </w:p>
+        </w:tc>
+        <w:tc>
+          <w:tcPr>
+            <w:tcW w:type="dxa" w:w="3036"/>
+            <w:tcBorders>
+              <w:top w:val="single" w:color="D8CFC4" w:sz="1"/>
+              <w:left w:val="single" w:color="D8CFC4" w:sz="1"/>
+              <w:bottom w:val="single" w:color="D8CFC4" w:sz="1"/>
+              <w:right w:val="single" w:color="D8CFC4" w:sz="1"/>
+            </w:tcBorders>
+            <w:tcMar>
+              <w:top w:type="dxa" w:w="100"/>
+              <w:left w:type="dxa" w:w="140"/>
+              <w:bottom w:type="dxa" w:w="100"/>
+              <w:right w:type="dxa" w:w="140"/>
+            </w:tcMar>
+          </w:tcPr>
+          <w:p>
+            <w:pPr>
+              <w:spacing w:after="0"/>
+            </w:pPr>
+            <w:r>
+              <w:rPr>
+                <w:b w:val="false"/>
+                <w:bCs w:val="false"/>
+                <w:color w:val="2C1810"/>
+                <w:sz w:val="22"/>
+                <w:szCs w:val="22"/>
+              </w:rPr>
+              <w:t xml:space="preserve">16</w:t>
+            </w:r>
+          </w:p>
+        </w:tc>
+        <w:tc>
+          <w:tcPr>
+            <w:tcW w:type="dxa" w:w="3036"/>
+            <w:tcBorders>
+              <w:top w:val="single" w:color="D8CFC4" w:sz="1"/>
+              <w:left w:val="single" w:color="D8CFC4" w:sz="1"/>
+              <w:bottom w:val="single" w:color="D8CFC4" w:sz="1"/>
+              <w:right w:val="single" w:color="D8CFC4" w:sz="1"/>
+            </w:tcBorders>
+            <w:tcMar>
+              <w:top w:type="dxa" w:w="100"/>
+              <w:left w:type="dxa" w:w="140"/>
+              <w:bottom w:type="dxa" w:w="100"/>
+              <w:right w:type="dxa" w:w="140"/>
+            </w:tcMar>
+          </w:tcPr>
+          <w:p>
+            <w:pPr>
+              <w:spacing w:after="0"/>
+            </w:pPr>
+            <w:r>
+              <w:rPr>
+                <w:b w:val="false"/>
+                <w:bCs w:val="false"/>
+                <w:color w:val="2C1810"/>
+                <w:sz w:val="22"/>
+                <w:szCs w:val="22"/>
+              </w:rPr>
+              <w:t xml:space="preserve">16+</w:t>
+            </w:r>
+          </w:p>
+        </w:tc>
+      </w:tr>
+      <w:tr>
+        <w:tc>
+          <w:tcPr>
+            <w:tcW w:type="dxa" w:w="3000"/>
+            <w:tcBorders>
+              <w:top w:val="single" w:color="D8CFC4" w:sz="1"/>
+              <w:left w:val="single" w:color="D8CFC4" w:sz="1"/>
+              <w:bottom w:val="single" w:color="D8CFC4" w:sz="1"/>
+              <w:right w:val="single" w:color="D8CFC4" w:sz="1"/>
+            </w:tcBorders>
+            <w:tcMar>
+              <w:top w:type="dxa" w:w="100"/>
+              <w:left w:type="dxa" w:w="140"/>
+              <w:bottom w:type="dxa" w:w="100"/>
+              <w:right w:type="dxa" w:w="140"/>
+            </w:tcMar>
+          </w:tcPr>
+          <w:p>
+            <w:pPr>
+              <w:spacing w:after="0"/>
+            </w:pPr>
+            <w:r>
+              <w:rPr>
+                <w:b w:val="false"/>
+                <w:bCs w:val="false"/>
+                <w:color w:val="2C1810"/>
+                <w:sz w:val="22"/>
+                <w:szCs w:val="22"/>
+              </w:rPr>
+              <w:t xml:space="preserve">Élèves touchés</w:t>
+            </w:r>
+          </w:p>
+        </w:tc>
+        <w:tc>
+          <w:tcPr>
+            <w:tcW w:type="dxa" w:w="3036"/>
+            <w:tcBorders>
+              <w:top w:val="single" w:color="D8CFC4" w:sz="1"/>
+              <w:left w:val="single" w:color="D8CFC4" w:sz="1"/>
+              <w:bottom w:val="single" w:color="D8CFC4" w:sz="1"/>
+              <w:right w:val="single" w:color="D8CFC4" w:sz="1"/>
+            </w:tcBorders>
+            <w:tcMar>
+              <w:top w:type="dxa" w:w="100"/>
+              <w:left w:type="dxa" w:w="140"/>
+              <w:bottom w:type="dxa" w:w="100"/>
+              <w:right w:type="dxa" w:w="140"/>
+            </w:tcMar>
+          </w:tcPr>
+          <w:p>
+            <w:pPr>
+              <w:spacing w:after="0"/>
+            </w:pPr>
+            <w:r>
+              <w:rPr>
+                <w:b w:val="false"/>
+                <w:bCs w:val="false"/>
+                <w:color w:val="2C1810"/>
+                <w:sz w:val="22"/>
+                <w:szCs w:val="22"/>
+              </w:rPr>
+              <w:t xml:space="preserve">—</w:t>
+            </w:r>
+          </w:p>
+        </w:tc>
+        <w:tc>
+          <w:tcPr>
+            <w:tcW w:type="dxa" w:w="3036"/>
+            <w:tcBorders>
+              <w:top w:val="single" w:color="D8CFC4" w:sz="1"/>
+              <w:left w:val="single" w:color="D8CFC4" w:sz="1"/>
+              <w:bottom w:val="single" w:color="D8CFC4" w:sz="1"/>
+              <w:right w:val="single" w:color="D8CFC4" w:sz="1"/>
+            </w:tcBorders>
+            <w:tcMar>
+              <w:top w:type="dxa" w:w="100"/>
+              <w:left w:type="dxa" w:w="140"/>
+              <w:bottom w:type="dxa" w:w="100"/>
+              <w:right w:type="dxa" w:w="140"/>
+            </w:tcMar>
+          </w:tcPr>
+          <w:p>
+            <w:pPr>
+              <w:spacing w:after="0"/>
+            </w:pPr>
+            <w:r>
+              <w:rPr>
+                <w:b w:val="false"/>
+                <w:bCs w:val="false"/>
+                <w:color w:val="2C1810"/>
+                <w:sz w:val="22"/>
+                <w:szCs w:val="22"/>
+              </w:rPr>
+              <w:t xml:space="preserve">1 300+</w:t>
+            </w:r>
+          </w:p>
+        </w:tc>
+      </w:tr>
+    </w:tbl>
+    <w:p>
+      <w:pPr>
+        <w:spacing w:after="160" w:before="0"/>
+      </w:pPr>
+      <w:r>
+        <w:rPr>
+          <w:color w:val="2C1810"/>
+          <w:sz w:val="22"/>
+          <w:szCs w:val="22"/>
+        </w:rPr>
+        <w:t xml:space="preserve"/>
+      </w:r>
+    </w:p>
+    <w:tbl>
+      <w:tblPr>
+        <w:tblW w:type="dxa" w:w="9072"/>
+        <w:tblBorders>
+          <w:top w:val="single" w:color="auto" w:sz="4"/>
+          <w:left w:val="single" w:color="auto" w:sz="4"/>
+          <w:bottom w:val="single" w:color="auto" w:sz="4"/>
+          <w:right w:val="single" w:color="auto" w:sz="4"/>
+          <w:insideH w:val="single" w:color="auto" w:sz="4"/>
+          <w:insideV w:val="single" w:color="auto" w:sz="4"/>
+        </w:tblBorders>
+      </w:tblPr>
+      <w:tblGrid>
+        <w:gridCol w:w="9072"/>
+      </w:tblGrid>
+      <w:tr>
+        <w:tc>
+          <w:tcPr>
+            <w:tcW w:type="dxa" w:w="9072"/>
+            <w:tcBorders>
+              <w:top w:val="single" w:color="D8CFC4" w:sz="1"/>
+              <w:left w:val="single" w:color="4A7AFF" w:sz="24"/>
+              <w:bottom w:val="single" w:color="D8CFC4" w:sz="1"/>
+              <w:right w:val="single" w:color="D8CFC4" w:sz="1"/>
+            </w:tcBorders>
+            <w:shd w:fill="FDFAF5" w:val="clear"/>
+            <w:tcMar>
+              <w:top w:type="dxa" w:w="140"/>
+              <w:left w:type="dxa" w:w="200"/>
+              <w:bottom w:type="dxa" w:w="140"/>
+              <w:right w:type="dxa" w:w="200"/>
+            </w:tcMar>
+          </w:tcPr>
+          <w:p>
+            <w:pPr>
+              <w:spacing w:after="0"/>
+            </w:pPr>
+            <w:r>
+              <w:rPr>
+                <w:i/>
+                <w:iCs/>
+                <w:color w:val="6B5A4E"/>
+                <w:sz w:val="20"/>
+                <w:szCs w:val="20"/>
+              </w:rPr>
+              <w:t xml:space="preserve">Source des jalons 2018–2021 : document fondateur du projet (mars 2021), archivé sur le Drive familial. Ces deux points datés démontrent la progression du programme — un argument fort auprès des bailleurs.</w:t>
+            </w:r>
+          </w:p>
+        </w:tc>
+      </w:tr>
+    </w:tbl>
+    <w:p>
+      <w:pPr>
+        <w:pStyle w:val="Heading2"/>
+      </w:pPr>
+      <w:r>
+        <w:t xml:space="preserve">Modèle de pérennité (défini dès 2021)</w:t>
+      </w:r>
+    </w:p>
+    <w:p>
+      <w:pPr>
+        <w:spacing w:after="160" w:before="0"/>
+      </w:pPr>
+      <w:r>
+        <w:rPr>
+          <w:color w:val="2C1810"/>
+          <w:sz w:val="22"/>
+          <w:szCs w:val="22"/>
+        </w:rPr>
+        <w:t xml:space="preserve">Le programme ne se limite pas à livrer des livres : il installe un système d’entretien pensé pour durer, formalisé dès le document fondateur.</w:t>
+      </w:r>
+    </w:p>
+    <w:p>
+      <w:pPr>
+        <w:pStyle w:val="ListParagraph"/>
+        <w:numPr>
+          <w:ilvl w:val="0"/>
+          <w:numId w:val="2"/>
+        </w:numPr>
+        <w:spacing w:after="80"/>
+      </w:pPr>
+      <w:r>
+        <w:rPr>
+          <w:color w:val="2C1810"/>
+          <w:sz w:val="22"/>
+          <w:szCs w:val="22"/>
+        </w:rPr>
+        <w:t xml:space="preserve">Un tutoriel d’entretien enseigné aux élèves : se laver les mains avant d’utiliser un livre, le remettre à sa place, tourner les pages correctement — « un livre, c’est comme un ami : plus on en prend soin, plus il dure longtemps ».</w:t>
+      </w:r>
+    </w:p>
+    <w:p>
+      <w:pPr>
+        <w:pStyle w:val="ListParagraph"/>
+        <w:numPr>
+          <w:ilvl w:val="0"/>
+          <w:numId w:val="2"/>
+        </w:numPr>
+        <w:spacing w:after="80"/>
+      </w:pPr>
+      <w:r>
+        <w:rPr>
+          <w:color w:val="2C1810"/>
+          <w:sz w:val="22"/>
+          <w:szCs w:val="22"/>
+        </w:rPr>
+        <w:t xml:space="preserve">Des cotisations annuelles des parents pour entretenir, remplacer et enrichir le fonds de livres.</w:t>
+      </w:r>
+    </w:p>
+    <w:p>
+      <w:pPr>
+        <w:pStyle w:val="ListParagraph"/>
+        <w:numPr>
+          <w:ilvl w:val="0"/>
+          <w:numId w:val="2"/>
+        </w:numPr>
+        <w:spacing w:after="80"/>
+      </w:pPr>
+      <w:r>
+        <w:rPr>
+          <w:color w:val="2C1810"/>
+          <w:sz w:val="22"/>
+          <w:szCs w:val="22"/>
+        </w:rPr>
+        <w:t xml:space="preserve">Une contribution symbolique en cas de livre dégradé, appliquée par les responsables locaux.</w:t>
+      </w:r>
+    </w:p>
+    <w:p>
+      <w:pPr>
+        <w:pStyle w:val="ListParagraph"/>
+        <w:numPr>
+          <w:ilvl w:val="0"/>
+          <w:numId w:val="2"/>
+        </w:numPr>
+        <w:spacing w:after="80"/>
+      </w:pPr>
+      <w:r>
+        <w:rPr>
+          <w:color w:val="2C1810"/>
+          <w:sz w:val="22"/>
+          <w:szCs w:val="22"/>
+        </w:rPr>
+        <w:t xml:space="preserve">Un lieu de stockage sécurisé choisi avec la communauté.</w:t>
       </w:r>
     </w:p>
     <w:p>
@@ -1346,6 +2123,68 @@
     </w:tbl>
     <w:p>
       <w:pPr>
+        <w:pStyle w:val="Heading2"/>
+      </w:pPr>
+      <w:r>
+        <w:t xml:space="preserve">Pistes de 2021 toujours d’actualité pour la relance</w:t>
+      </w:r>
+    </w:p>
+    <w:p>
+      <w:pPr>
+        <w:pStyle w:val="ListParagraph"/>
+        <w:numPr>
+          <w:ilvl w:val="0"/>
+          <w:numId w:val="2"/>
+        </w:numPr>
+        <w:spacing w:after="80"/>
+      </w:pPr>
+      <w:r>
+        <w:rPr>
+          <w:color w:val="2C1810"/>
+          <w:sz w:val="22"/>
+          <w:szCs w:val="22"/>
+        </w:rPr>
+        <w:t xml:space="preserve">Alphabétisation des adultes : axe documenté dès 2021, avec un pilote envisagé sur la lecture en langue haoussa.</w:t>
+      </w:r>
+    </w:p>
+    <w:p>
+      <w:pPr>
+        <w:pStyle w:val="ListParagraph"/>
+        <w:numPr>
+          <w:ilvl w:val="0"/>
+          <w:numId w:val="2"/>
+        </w:numPr>
+        <w:spacing w:after="80"/>
+      </w:pPr>
+      <w:r>
+        <w:rPr>
+          <w:color w:val="2C1810"/>
+          <w:sz w:val="22"/>
+          <w:szCs w:val="22"/>
+        </w:rPr>
+        <w:t xml:space="preserve">Compte Orange Money / Airtel Money pour recevoir des dons locaux (dès l’obtention du récépissé et du compte bancaire de l’association).</w:t>
+      </w:r>
+    </w:p>
+    <w:p>
+      <w:pPr>
+        <w:pStyle w:val="ListParagraph"/>
+        <w:numPr>
+          <w:ilvl w:val="0"/>
+          <w:numId w:val="2"/>
+        </w:numPr>
+        <w:spacing w:after="80"/>
+      </w:pPr>
+      <w:r>
+        <w:rPr>
+          <w:color w:val="2C1810"/>
+          <w:sz w:val="22"/>
+          <w:szCs w:val="22"/>
+        </w:rPr>
+        <w:t xml:space="preserve">Partenariats avec les bibliothèques existantes (CCFN, bibliothèque Mariama, CCA) et les imprimeurs scolaires (Indrap) pour réduire les coûts.</w:t>
+      </w:r>
+    </w:p>
+    <w:p>
+      <w:pPr>
         <w:spacing w:after="160" w:before="0"/>
       </w:pPr>
       <w:r>
@@ -1428,7 +2267,7 @@
         </w:rPr>
         <w:t xml:space="preserve">Courriel : </w:t>
       </w:r>
-      <w:hyperlink w:history="1" r:id="rIdcoaus9wvvrbqx7cqzhdxs">
+      <w:hyperlink w:history="1" r:id="rIdqnpql5wpyj8zo_2hsgqkg">
         <w:r>
           <w:rPr>
             <w:rStyle w:val="Hyperlink"/>
@@ -1446,7 +2285,7 @@
         </w:rPr>
         <w:t xml:space="preserve">   ·   Site : </w:t>
       </w:r>
-      <w:hyperlink w:history="1" r:id="rId-mco7rcrign-gevujtpua">
+      <w:hyperlink w:history="1" r:id="rIdlgbflmycnhsvvx-g1a0el">
         <w:r>
           <w:rPr>
             <w:rStyle w:val="Hyperlink"/>

--- a/docs/Fiche-programme-Lecture-et-Bibliotheques.docx
+++ b/docs/Fiche-programme-Lecture-et-Bibliotheques.docx
@@ -2267,7 +2267,7 @@
         </w:rPr>
         <w:t xml:space="preserve">Courriel : </w:t>
       </w:r>
-      <w:hyperlink w:history="1" r:id="rIdqnpql5wpyj8zo_2hsgqkg">
+      <w:hyperlink w:history="1" r:id="rIdnhwd8b77apkzqa6m4wi8u">
         <w:r>
           <w:rPr>
             <w:rStyle w:val="Hyperlink"/>
@@ -2285,7 +2285,7 @@
         </w:rPr>
         <w:t xml:space="preserve">   ·   Site : </w:t>
       </w:r>
-      <w:hyperlink w:history="1" r:id="rIdlgbflmycnhsvvx-g1a0el">
+      <w:hyperlink w:history="1" r:id="rIdnsounzyj8mxjgjjruqevm">
         <w:r>
           <w:rPr>
             <w:rStyle w:val="Hyperlink"/>

--- a/docs/Fiche-programme-Lecture-et-Bibliotheques.docx
+++ b/docs/Fiche-programme-Lecture-et-Bibliotheques.docx
@@ -54,7 +54,7 @@
           <w:sz w:val="22"/>
           <w:szCs w:val="22"/>
         </w:rPr>
-        <w:t xml:space="preserve">Programme fondateur de Projet Halima, lancé en novembre 2018 sous la supervision de Kaocen Education (aujourd’hui Askiahub), avec la famille Seyni Sami et un réseau d’Ambassadeurs bénévoles. Mené en hommage à Halima, notre mère, professeure d’anglais dévouée à Maradi : son métier nous a transmis une conviction simple — le savoir est une responsabilité.</w:t>
+        <w:t xml:space="preserve">Programme fondateur de Projet Halima Seyni, lancé en novembre 2018 sous la supervision de Kaocen Education (aujourd’hui Askiahub), avec la famille Seyni Sami et un réseau d’Ambassadeurs bénévoles. Mené en hommage à Halima, notre mère, professeure d’anglais dévouée à Maradi : son métier nous a transmis une conviction simple — le savoir est une responsabilité.</w:t>
       </w:r>
     </w:p>
     <w:p>
@@ -2267,7 +2267,7 @@
         </w:rPr>
         <w:t xml:space="preserve">Courriel : </w:t>
       </w:r>
-      <w:hyperlink w:history="1" r:id="rIdnhwd8b77apkzqa6m4wi8u">
+      <w:hyperlink w:history="1" r:id="rId66gyyvrmowbclabfgl7qi">
         <w:r>
           <w:rPr>
             <w:rStyle w:val="Hyperlink"/>
@@ -2285,7 +2285,7 @@
         </w:rPr>
         <w:t xml:space="preserve">   ·   Site : </w:t>
       </w:r>
-      <w:hyperlink w:history="1" r:id="rIdnsounzyj8mxjgjjruqevm">
+      <w:hyperlink w:history="1" r:id="rId3ello8vpxutdgrf7aenv_">
         <w:r>
           <w:rPr>
             <w:rStyle w:val="Hyperlink"/>
@@ -2366,7 +2366,7 @@
         <w:sz w:val="16"/>
         <w:szCs w:val="16"/>
       </w:rPr>
-      <w:t xml:space="preserve">Projet Halima · contact@projethalima.org · projethalima.web.app</w:t>
+      <w:t xml:space="preserve">Projet Halima Seyni · contact@projethalima.org · projethalima.web.app</w:t>
     </w:r>
     <w:r>
       <w:rPr>
@@ -2462,7 +2462,7 @@
         <w:sz w:val="18"/>
         <w:szCs w:val="18"/>
       </w:rPr>
-      <w:t xml:space="preserve">PROJET HALIMA</w:t>
+      <w:t xml:space="preserve">PROJET HALIMA SEYNI</w:t>
     </w:r>
     <w:r>
       <w:rPr>

--- a/docs/Fiche-programme-Lecture-et-Bibliotheques.docx
+++ b/docs/Fiche-programme-Lecture-et-Bibliotheques.docx
@@ -2267,7 +2267,7 @@
         </w:rPr>
         <w:t xml:space="preserve">Courriel : </w:t>
       </w:r>
-      <w:hyperlink w:history="1" r:id="rId66gyyvrmowbclabfgl7qi">
+      <w:hyperlink w:history="1" r:id="rIdiitguoykuychdfsmvspz4">
         <w:r>
           <w:rPr>
             <w:rStyle w:val="Hyperlink"/>
@@ -2285,7 +2285,7 @@
         </w:rPr>
         <w:t xml:space="preserve">   ·   Site : </w:t>
       </w:r>
-      <w:hyperlink w:history="1" r:id="rId3ello8vpxutdgrf7aenv_">
+      <w:hyperlink w:history="1" r:id="rIdumi8cyeqfxlk11smnnqin">
         <w:r>
           <w:rPr>
             <w:rStyle w:val="Hyperlink"/>
